--- a/docs/book/assets/sample-report/sample-report-ko.docx
+++ b/docs/book/assets/sample-report/sample-report-ko.docx
@@ -813,9 +813,9 @@
                 <w:rFonts w:ascii="Malgun Gothic" w:cs="Malgun Gothic" w:eastAsia="Malgun Gothic" w:hAnsi="Malgun Gothic"/>
                 <w:b/>
                 <w:bCs/>
-                <w:color w:val="1E8449"/>
-              </w:rPr>
-              <w:t xml:space="preserve">이상없음</w:t>
+                <w:color w:val="C0392B"/>
+              </w:rPr>
+              <w:t xml:space="preserve">이상있음</w:t>
             </w:r>
           </w:p>
         </w:tc>
@@ -1163,7 +1163,7 @@
               <w:rPr>
                 <w:rFonts w:ascii="Malgun Gothic" w:cs="Malgun Gothic" w:eastAsia="Malgun Gothic" w:hAnsi="Malgun Gothic"/>
               </w:rPr>
-              <w:t xml:space="preserve">12</w:t>
+              <w:t xml:space="preserve">11</w:t>
             </w:r>
           </w:p>
         </w:tc>
@@ -1195,9 +1195,9 @@
                 <w:rFonts w:ascii="Malgun Gothic" w:cs="Malgun Gothic" w:eastAsia="Malgun Gothic" w:hAnsi="Malgun Gothic"/>
                 <w:b/>
                 <w:bCs/>
-                <w:color w:val="1E8449"/>
-              </w:rPr>
-              <w:t xml:space="preserve">0</w:t>
+                <w:color w:val="C0392B"/>
+              </w:rPr>
+              <w:t xml:space="preserve">1</w:t>
             </w:r>
           </w:p>
         </w:tc>
@@ -1390,7 +1390,7 @@
           <w:sz w:val="20"/>
           <w:szCs w:val="20"/>
         </w:rPr>
-        <w:t xml:space="preserve">점검 일시: 2026-05-01 10:38</w:t>
+        <w:t xml:space="preserve">점검 일시: 2026-05-01 11:09</w:t>
       </w:r>
     </w:p>
     <w:sectPr>
